--- a/livrables/lecons/dzogchen/2026-08-14_lecon-dzogchen_11_rushen-separer-samsara-nirvana.docx
+++ b/livrables/lecons/dzogchen/2026-08-14_lecon-dzogchen_11_rushen-separer-samsara-nirvana.docx
@@ -624,7 +624,7 @@
           <w:sz w:val="22"/>
           <w:szCs w:val="22"/>
         </w:rPr>
-        <w:t xml:space="preserve">« Chaque esprit contient la nature de bouddha — conscience vide et cognisante, contenant les trois corps de l'Éveil. Mais cette nature est obscurcie par les perceptions ordinaires. La pratique consiste à séparer le mental ordinaire (sems) de la pure conscience (rigpa). »</w:t>
+        <w:t xml:space="preserve">Nyoshul Khen Rinpoche pose que la nature de bouddha réside dans nos esprits — « which is empty and cognizant self-arising rigpa », les trois kayas y étant pleinement présents —, qu'elle y est obscurcie « like the sun obscured by clouds », et que la pratique consiste, en préliminaire, à séparer le mental ordinaire (sems) de la pure conscience (rig pa).</w:t>
       </w:r>
       <w:r>
         <w:rPr>
@@ -635,7 +635,18 @@
           <w:sz w:val="20"/>
           <w:szCs w:val="20"/>
         </w:rPr>
-        <w:t xml:space="preserve"> — Nyoshul Khenpo Jamyang Dorje, Principles of Khordé Rushen, trad. Lotsawa House</w:t>
+        <w:t xml:space="preserve"> Principles of Khordé Rushen, page de lotsawahouse.org listée en ressources (texte anglais) ; la formulation française est une synthèse de trois passages de cette page par la leçon, non une citation continue.</w:t>
+      </w:r>
+      <w:r>
+        <w:rPr>
+          <w:rFonts w:ascii="Times New Roman" w:cs="Times New Roman" w:eastAsia="Times New Roman" w:hAnsi="Times New Roman"/>
+          <w:i/>
+          <w:iCs/>
+          <w:color w:val="6B7280"/>
+          <w:sz w:val="20"/>
+          <w:szCs w:val="20"/>
+        </w:rPr>
+        <w:t xml:space="preserve">   [Corrigé le 12/10/2026 : la version du 14/08/2026 écrivait, entre guillemets et en français, « Chaque esprit contient la nature de bouddha — conscience vide et cognisante, contenant les trois corps de l'Éveil. Mais cette nature est obscurcie par les perceptions ordinaires. La pratique consiste à séparer le mental ordinaire (sems) de la pure conscience (rigpa). » — Nyoshul Khenpo Jamyang Dorje, Principles of Khordé Rushen, trad. Lotsawa House. Trois écarts : la page de Lotsawa House porte le texte ANGLAIS et aucune phrase française ; les guillemets réunissaient en une citation continue trois passages distincts de la page ; et « trad. Lotsawa House » désignait la traduction tibétain-anglais de Lotsawa House, pas la version française, qui est celle de la leçon. Le fond est exact : la page écrit « within our minds there resides the buddha nature, the actual dharmata, which is empty and cognizant self-arising rigpa, in which the three kayas are all fully present », « like the sun obscured by clouds », et « a clear distinction or separation between the ordinary mind (sems) and pure awareness (rig pa) ».]</w:t>
       </w:r>
     </w:p>
     <w:p>
@@ -1580,6 +1591,50 @@
           <w:szCs w:val="18"/>
         </w:rPr>
         <w:t xml:space="preserve">— Leçon 11 / 20 — Parcours Dzogchen —</w:t>
+      </w:r>
+    </w:p>
+    <w:p>
+      <w:pPr>
+        <w:spacing w:before="360" w:after="120"/>
+      </w:pPr>
+      <w:r>
+        <w:rPr>
+          <w:rFonts w:ascii="Times New Roman" w:cs="Times New Roman" w:eastAsia="Times New Roman" w:hAnsi="Times New Roman"/>
+          <w:b/>
+          <w:bCs/>
+          <w:color w:val="1F2937"/>
+          <w:sz w:val="26"/>
+          <w:szCs w:val="26"/>
+        </w:rPr>
+        <w:t xml:space="preserve">📝 Journal des corrections</w:t>
+      </w:r>
+    </w:p>
+    <w:p>
+      <w:pPr>
+        <w:spacing w:after="80"/>
+      </w:pPr>
+      <w:r>
+        <w:rPr>
+          <w:rFonts w:ascii="Times New Roman" w:cs="Times New Roman" w:eastAsia="Times New Roman" w:hAnsi="Times New Roman"/>
+          <w:color w:val="1F2937"/>
+          <w:sz w:val="22"/>
+          <w:szCs w:val="22"/>
+        </w:rPr>
+        <w:t xml:space="preserve">Corrections apportées le 12/10/2026 après réouverture de la page de Lotsawa House avec un agent de navigateur (HTTP 200, 9 144 caractères utiles). Le libellé d'origine est conservé ci-dessous.</w:t>
+      </w:r>
+    </w:p>
+    <w:p>
+      <w:pPr>
+        <w:spacing w:after="80"/>
+      </w:pPr>
+      <w:r>
+        <w:rPr>
+          <w:rFonts w:ascii="Times New Roman" w:cs="Times New Roman" w:eastAsia="Times New Roman" w:hAnsi="Times New Roman"/>
+          <w:color w:val="1F2937"/>
+          <w:sz w:val="20"/>
+          <w:szCs w:val="20"/>
+        </w:rPr>
+        <w:t xml:space="preserve">• Théorie, 3 différences fondamentales — la citation attribuée à Nyoshul Khenpo Jamyang Dorje était une condensation française de trois passages d'une page anglaise, présentée comme une citation littérale traduite par Lotsawa House. Elle passe en style indirect, les deux fragments réellement littéraux sont cités en anglais, et la synthèse est déclarée comme telle. Détection : passe ㉜ de controle_attributions.py (« source nommée sans page, ni page listée ni déclaration »).</w:t>
       </w:r>
     </w:p>
     <w:sectPr>
